--- a/docs/papers/foundations/submission/jscilaw/response_to_editors_r3.docx
+++ b/docs/papers/foundations/submission/jscilaw/response_to_editors_r3.docx
@@ -814,7 +814,25 @@
         <w:pStyle w:val="BodyText"/>
       </w:pPr>
       <w:r>
-        <w:t xml:space="preserve">The Zenodo record (concept DOI 10.5281/zenodo.21310251) contains the script, the public-data snapshot, the outputs, and the figures; version 2 of the record, matching this final manuscript, will be published so the concept DOI resolves to the version of record. Version 2 additionally includes two supplementary verification artifacts produced during this check: a machine-checked Lean 4/Mathlib file (</w:t>
+        <w:rPr>
+          <w:b/>
+          <w:bCs/>
+        </w:rPr>
+        <w:t xml:space="preserve">Final proofing note (August 26, 2026).</w:t>
+      </w:r>
+      <w:r>
+        <w:t xml:space="preserve"> </w:t>
+      </w:r>
+      <w:r>
+        <w:t xml:space="preserve">In a last proofreading pass before resubmission, three editorial corrections were made, none affecting any computation or number: (i) Definition 1’s notation is tightened to state explicitly that the neighbourhood excludes the focal individual (j ≠ i) and to write the group condition as g_j = c (with ¬g_i = 1 − g_i) — this matches what the archived code has always computed (the implementation excludes self-matches), so the printed definition now states the computed quantity exactly; (ii) the manuscript date is updated to August 2026; (iii) a punctuation fix in the data-retrieval date. The Word version of the manuscript has also been rebuilt so that all equations render natively (Office Math), with numbered tables and figures and resolved cross-references.</w:t>
+      </w:r>
+    </w:p>
+    <w:p>
+      <w:pPr>
+        <w:pStyle w:val="BodyText"/>
+      </w:pPr>
+      <w:r>
+        <w:t xml:space="preserve">The Zenodo record (concept DOI 10.5281/zenodo.21310251) contains the script, the public-data snapshot, the outputs, the figures, and the final manuscript; version 2.1 of the record, matching this final manuscript, has been published (version DOI 10.5281/zenodo.22033811), so the concept DOI resolves to the version of record. Version 2.1 additionally includes two supplementary verification artifacts produced during this check: a machine-checked Lean 4/Mathlib file (</w:t>
       </w:r>
       <w:r>
         <w:rPr>
